--- a/docs/cikti/2026-04/gunluk_planlar/GunlukPlan_20260402_6E_Elektriksel_Direnç_v.docx
+++ b/docs/cikti/2026-04/gunluk_planlar/GunlukPlan_20260402_6E_Elektriksel_Direnç_v.docx
@@ -812,7 +812,7 @@
                 <w:rFonts w:ascii="Arial" w:hAnsi="Arial"/>
                 <w:sz w:val="18"/>
               </w:rPr>
-              <w:t>Ders kitabı, deney malzemeleri</w:t>
+              <w:t>Ders kitabı, deney malzemeleri (ampul, direnç, voltaj kaynağı vb.)</w:t>
             </w:r>
           </w:p>
         </w:tc>
@@ -958,7 +958,7 @@
                 <w:rFonts w:ascii="Arial" w:hAnsi="Arial"/>
                 <w:sz w:val="18"/>
               </w:rPr>
-              <w:t>Dersin amacı ve öğrenme çıktısının tanıtılması, öğrencilerin önceki bilgilerinin gözden geçirilmesi</w:t>
+              <w:t>Dersin amacı ve öğrenme çıktılarının tanıtımı, öğrencilerin önceki bilgilerinin gözden geçirilmesi</w:t>
             </w:r>
           </w:p>
         </w:tc>
@@ -1008,7 +1008,7 @@
                 <w:rFonts w:ascii="Arial" w:hAnsi="Arial"/>
                 <w:sz w:val="18"/>
               </w:rPr>
-              <w:t>Elektrik devresindeki ampulün parlaklığının bağlı olduğu değişkenler hakkında grup çalışmaları ve tartışma</w:t>
+              <w:t>Ders kitabındaki 7. Ünite: Elektrik Yükleri ve Elektrik Enerjisi bölümünün okunması ve elektrik devresindeki ampulün parlaklığının bağlı olduğu değişkenlerin tartışılması</w:t>
             </w:r>
           </w:p>
         </w:tc>
@@ -1058,7 +1058,7 @@
                 <w:rFonts w:ascii="Arial" w:hAnsi="Arial"/>
                 <w:sz w:val="18"/>
               </w:rPr>
-              <w:t>Ders kitabındaki etkinliklerin yapılması ve sonuçların tartışılması</w:t>
+              <w:t>Elektrik devresindeki ampulün parlaklığının bağlı olduğu değişkenler (direncin etkisi, voltajın etkisi vb.) konusunda sınıf tartışması ve ders kitabındaki etkinliklerin yapılması</w:t>
             </w:r>
           </w:p>
         </w:tc>
@@ -1108,7 +1108,7 @@
                 <w:rFonts w:ascii="Arial" w:hAnsi="Arial"/>
                 <w:sz w:val="18"/>
               </w:rPr>
-              <w:t>Elektrik devresindeki ampulün parlaklığının bağlı olduğu değişkenler hakkında deney yapma</w:t>
+              <w:t>Öğrencilerin elektrik devresindeki ampulün parlaklığının bağlı olduğu değişkenleri belirlemeye yönelik deney yapması</w:t>
             </w:r>
           </w:p>
         </w:tc>
@@ -1158,7 +1158,7 @@
                 <w:rFonts w:ascii="Arial" w:hAnsi="Arial"/>
                 <w:sz w:val="18"/>
               </w:rPr>
-              <w:t>Dersin değerlendirilmesi ve öğrencilerin yansıtma yapması</w:t>
+              <w:t>Deney sonuçlarının değerlendirilmesi, ders kitabındaki değerlendirme sorularının cevaplanması ve öğrencilerin deney hakkındaki düşüncelerinin paylaşılması</w:t>
             </w:r>
           </w:p>
         </w:tc>
@@ -1303,7 +1303,7 @@
                 <w:rFonts w:ascii="Arial" w:hAnsi="Arial"/>
                 <w:sz w:val="18"/>
               </w:rPr>
-              <w:t>a) Elektrik devresindeki ampulün parlaklığının bağlı olduğu değişkenlerin belirlenmesi b) Deney yapma ve sonuçların tartışılması c) Öğrencilerin yansıtma yapması</w:t>
+              <w:t>a) Elektrik devresindeki ampulün parlaklığının bağlı olduğu değişkenlerin belirlenmesi b) Deney tasarımı ve uygulanması c) Deney sonuçlarının değerlendirilmesi</w:t>
             </w:r>
           </w:p>
         </w:tc>
@@ -1405,7 +1405,7 @@
                 <w:rFonts w:ascii="Arial" w:hAnsi="Arial"/>
                 <w:sz w:val="18"/>
               </w:rPr>
-              <w:t>SDB1.2 — Kendini Düzenleme: Öğrencilerin kendi öğrenme süreçlerini düzenleyebilmesi</w:t>
+              <w:t>SDB1.2 — Kendini Düzenleme: Öğrencilerin kendi öğrenme süreçlerini düzenleyerek deney tasarımı ve uygulanmasına katkıda bulunması</w:t>
             </w:r>
           </w:p>
         </w:tc>
@@ -1439,7 +1439,7 @@
                 <w:rFonts w:ascii="Arial" w:hAnsi="Arial"/>
                 <w:sz w:val="18"/>
               </w:rPr>
-              <w:t>Değer: Sorumluluk | Eylem: Öğrencilerin deney yaparken sorumluluk alması</w:t>
+              <w:t>Değer: Sorumluluk | Eylem: Öğrencilerin deney sorumluluğunu üstlenerek güvenli ve doğru bir şekilde uygulaması</w:t>
             </w:r>
           </w:p>
         </w:tc>
@@ -1473,7 +1473,7 @@
                 <w:rFonts w:ascii="Arial" w:hAnsi="Arial"/>
                 <w:sz w:val="18"/>
               </w:rPr>
-              <w:t>Gözlem formu ve performans görevi</w:t>
+              <w:t>Gözlem formu, performans görevi ve deney raporları</w:t>
             </w:r>
           </w:p>
         </w:tc>
@@ -1507,7 +1507,7 @@
                 <w:rFonts w:ascii="Arial" w:hAnsi="Arial"/>
                 <w:sz w:val="18"/>
               </w:rPr>
-              <w:t>İleri düzey öğrenciler için ek etkinlik: Elektrik devresindeki ampulün parlaklığının bağlı olduğu değişkenler hakkında daha derinlemesine araştırma yapma</w:t>
+              <w:t>İleri düzey öğrenciler için ek etkinlik: Farklı direnç ve voltaj değerlerinin ampulün parlaklığına etkisinin araştırılması</w:t>
             </w:r>
           </w:p>
         </w:tc>
@@ -1541,7 +1541,7 @@
                 <w:rFonts w:ascii="Arial" w:hAnsi="Arial"/>
                 <w:sz w:val="18"/>
               </w:rPr>
-              <w:t>Güçlük çeken öğrenciler için destek: Öğrencilere ek yardım ve destek sağlama</w:t>
+              <w:t>Güçlük çeken öğrenciler için destek: Öğretmen tarafından birebir destek verilmesi ve deney malzemelerinin kolaylaştırılması</w:t>
             </w:r>
           </w:p>
         </w:tc>
@@ -1652,7 +1652,7 @@
                 <w:rFonts w:ascii="Arial" w:hAnsi="Arial"/>
                 <w:sz w:val="18"/>
               </w:rPr>
-              <w:t>Elektrik devresindeki ampulün parlaklığının bağlı olduğu değişkenler nelerdir? / Deney sonuçlarını nasıl yorumlarsınız? / Elektrik devresindeki ampulün parlaklığının bağlı olduğu değişkenler hakkında neler öğrendiniz?</w:t>
+              <w:t>Elektrik devresindeki ampulün parlaklığının bağlı olduğu değişkenler nelerdir? / Deney sonuçlarını nasıl değerlendirirsiniz? / Elektrik devresindeki ampulün parlaklığının bağlı olduğu değişkenlerin günlük hayattaki önemini açıklayınız.</w:t>
             </w:r>
           </w:p>
         </w:tc>
@@ -1754,7 +1754,7 @@
                 <w:rFonts w:ascii="Arial" w:hAnsi="Arial"/>
                 <w:sz w:val="18"/>
               </w:rPr>
-              <w:t>Öğrencilerin deney sonuçlarını raporlama</w:t>
+              <w:t>Öğrencilerin deney raporlarını hazırlaması ve sunması</w:t>
             </w:r>
           </w:p>
         </w:tc>
